--- a/output/NBR_Legal_Land_Digest_2026-09-08.docx
+++ b/output/NBR_Legal_Land_Digest_2026-09-08.docx
@@ -237,56 +237,6 @@
           <w:szCs w:val="19"/>
         </w:rPr>
         <w:t xml:space="preserve">Otherwise a quiet day: no new Grade A/mid-tier Bengaluru land deal, no fresh Karnataka HC land ruling beyond what is already on file, no public BDA response to the original BBC Governor petition, and no developments in TNRERA, HYDRAA, Amaravati or Kerala beyond what is already on file. No new NBR-specific news.</w:t>
-      </w:r>
-    </w:p>
-    <w:p>
-      <w:pPr>
-        <w:spacing w:after="130"/>
-      </w:pPr>
-      <w:r>
-        <w:rPr>
-          <w:rFonts w:ascii="Calibri" w:cs="Calibri" w:eastAsia="Calibri" w:hAnsi="Calibri"/>
-          <w:b/>
-          <w:bCs/>
-          <w:color w:val="0B2545"/>
-          <w:sz w:val="19"/>
-          <w:szCs w:val="19"/>
-        </w:rPr>
-        <w:t xml:space="preserve">[INFO]  </w:t>
-      </w:r>
-      <w:r>
-        <w:rPr>
-          <w:rFonts w:ascii="Calibri" w:cs="Calibri" w:eastAsia="Calibri" w:hAnsi="Calibri"/>
-          <w:color w:val="1A1A1A"/>
-          <w:sz w:val="19"/>
-          <w:szCs w:val="19"/>
-        </w:rPr>
-        <w:t xml:space="preserve">Otherwise a quiet day: no new Grade A/mid-tier Bengaluru land deal, no fresh Karnataka HC land ruling directly on file since the Amit Garg K-RERA Registry decision, no public BDA response to the BBC Governor petition, and no developments in TNRERA, HYDRAA, Amaravati or Kerala beyond what is already on file. No new NBR-specific news.</w:t>
-      </w:r>
-    </w:p>
-    <w:p>
-      <w:pPr>
-        <w:spacing w:after="130"/>
-      </w:pPr>
-      <w:r>
-        <w:rPr>
-          <w:rFonts w:ascii="Calibri" w:cs="Calibri" w:eastAsia="Calibri" w:hAnsi="Calibri"/>
-          <w:b/>
-          <w:bCs/>
-          <w:color w:val="0B2545"/>
-          <w:sz w:val="19"/>
-          <w:szCs w:val="19"/>
-        </w:rPr>
-        <w:t xml:space="preserve">[INFO]  </w:t>
-      </w:r>
-      <w:r>
-        <w:rPr>
-          <w:rFonts w:ascii="Calibri" w:cs="Calibri" w:eastAsia="Calibri" w:hAnsi="Calibri"/>
-          <w:color w:val="1A1A1A"/>
-          <w:sz w:val="19"/>
-          <w:szCs w:val="19"/>
-        </w:rPr>
-        <w:t xml:space="preserve">Otherwise a quiet day: no new Grade A/mid-tier Bengaluru land deal, no fresh Karnataka HC ruling since the Amit Garg K-RERA Registry decision, no public BDA response to the BBC Governor petition, no update on the GBA/SIR election timeline, and no developments in TNRERA, HYDRAA, Amaravati or Kerala beyond what is already on file. No new NBR-specific news.</w:t>
       </w:r>
     </w:p>
     <w:p>
